--- a/lista/lista_r/00.mc_lista_ex_r.docx
+++ b/lista/lista_r/00.mc_lista_ex_r.docx
@@ -741,12 +741,86 @@
     <w:p>
       <w:pPr>
         <w:pStyle w:val="Default"/>
-        <w:rPr>
-          <w:rFonts w:ascii="Roboto" w:hAnsi="Roboto"/>
-          <w:sz w:val="36"/>
-          <w:szCs w:val="36"/>
-        </w:rPr>
-      </w:pPr>
+        <w:numPr>
+          <w:ilvl w:val="0"/>
+          <w:numId w:val="17"/>
+        </w:numPr>
+        <w:rPr>
+          <w:rFonts w:ascii="Roboto" w:hAnsi="Roboto"/>
+          <w:sz w:val="36"/>
+          <w:szCs w:val="36"/>
+        </w:rPr>
+      </w:pPr>
+      <w:r>
+        <w:rPr>
+          <w:rFonts w:ascii="Roboto" w:hAnsi="Roboto"/>
+          <w:sz w:val="36"/>
+          <w:szCs w:val="36"/>
+        </w:rPr>
+        <w:t xml:space="preserve">Suba seu algoritmo para o GitHub com o nome do </w:t>
+      </w:r>
+      <w:proofErr w:type="spellStart"/>
+      <w:r>
+        <w:rPr>
+          <w:rFonts w:ascii="Roboto" w:hAnsi="Roboto"/>
+          <w:sz w:val="36"/>
+          <w:szCs w:val="36"/>
+        </w:rPr>
+        <w:t>repo</w:t>
+      </w:r>
+      <w:proofErr w:type="spellEnd"/>
+      <w:r>
+        <w:rPr>
+          <w:rFonts w:ascii="Roboto" w:hAnsi="Roboto"/>
+          <w:sz w:val="36"/>
+          <w:szCs w:val="36"/>
+        </w:rPr>
+        <w:t xml:space="preserve">: </w:t>
+      </w:r>
+      <w:r>
+        <w:rPr>
+          <w:rFonts w:ascii="Roboto" w:hAnsi="Roboto"/>
+          <w:sz w:val="36"/>
+          <w:szCs w:val="36"/>
+        </w:rPr>
+        <w:t>algoritmo-</w:t>
+      </w:r>
+      <w:proofErr w:type="spellStart"/>
+      <w:r>
+        <w:rPr>
+          <w:rFonts w:ascii="Roboto" w:hAnsi="Roboto"/>
+          <w:sz w:val="36"/>
+          <w:szCs w:val="36"/>
+        </w:rPr>
+        <w:t>if</w:t>
+      </w:r>
+      <w:proofErr w:type="spellEnd"/>
+      <w:r>
+        <w:rPr>
+          <w:rFonts w:ascii="Roboto" w:hAnsi="Roboto"/>
+          <w:sz w:val="36"/>
+          <w:szCs w:val="36"/>
+        </w:rPr>
+        <w:t>-</w:t>
+      </w:r>
+      <w:proofErr w:type="spellStart"/>
+      <w:r>
+        <w:rPr>
+          <w:rFonts w:ascii="Roboto" w:hAnsi="Roboto"/>
+          <w:sz w:val="36"/>
+          <w:szCs w:val="36"/>
+        </w:rPr>
+        <w:t>else</w:t>
+      </w:r>
+      <w:proofErr w:type="spellEnd"/>
+      <w:r>
+        <w:rPr>
+          <w:rFonts w:ascii="Roboto" w:hAnsi="Roboto"/>
+          <w:sz w:val="36"/>
+          <w:szCs w:val="36"/>
+        </w:rPr>
+        <w:t>-banco-master</w:t>
+      </w:r>
     </w:p>
     <w:sectPr>
       <w:headerReference w:type="default" r:id="rId7"/>
@@ -3569,6 +3643,7 @@
   <w:style w:type="character" w:default="1" w:styleId="Fontepargpadro">
     <w:name w:val="Default Paragraph Font"/>
     <w:uiPriority w:val="1"/>
+    <w:semiHidden/>
     <w:unhideWhenUsed/>
   </w:style>
   <w:style w:type="table" w:default="1" w:styleId="Tabelanormal">

--- a/lista/lista_r/00.mc_lista_ex_r.docx
+++ b/lista/lista_r/00.mc_lista_ex_r.docx
@@ -822,8 +822,103 @@
         <w:t>-banco-master</w:t>
       </w:r>
     </w:p>
+    <w:p>
+      <w:pPr>
+        <w:rPr>
+          <w:rFonts w:ascii="Roboto" w:hAnsi="Roboto"/>
+          <w:sz w:val="36"/>
+          <w:szCs w:val="36"/>
+        </w:rPr>
+      </w:pPr>
+      <w:r>
+        <w:rPr>
+          <w:rFonts w:ascii="Roboto" w:hAnsi="Roboto"/>
+          <w:sz w:val="36"/>
+          <w:szCs w:val="36"/>
+        </w:rPr>
+        <w:br w:type="page"/>
+      </w:r>
+      <w:r>
+        <w:rPr>
+          <w:rFonts w:ascii="Roboto" w:hAnsi="Roboto"/>
+          <w:sz w:val="36"/>
+          <w:szCs w:val="36"/>
+        </w:rPr>
+        <w:lastRenderedPageBreak/>
+        <w:t xml:space="preserve">Exemplo possível de </w:t>
+      </w:r>
+      <w:r>
+        <w:rPr>
+          <w:rFonts w:ascii="Roboto" w:hAnsi="Roboto"/>
+          <w:sz w:val="36"/>
+          <w:szCs w:val="36"/>
+        </w:rPr>
+        <w:t>saída</w:t>
+      </w:r>
+      <w:r>
+        <w:rPr>
+          <w:rFonts w:ascii="Roboto" w:hAnsi="Roboto"/>
+          <w:sz w:val="36"/>
+          <w:szCs w:val="36"/>
+        </w:rPr>
+        <w:t xml:space="preserve"> do seu Algoritmo:</w:t>
+      </w:r>
+    </w:p>
+    <w:p>
+      <w:pPr>
+        <w:rPr>
+          <w:rFonts w:ascii="Roboto" w:hAnsi="Roboto" w:cs="Calibri"/>
+          <w:color w:val="000000"/>
+          <w:sz w:val="36"/>
+          <w:szCs w:val="36"/>
+        </w:rPr>
+      </w:pPr>
+      <w:r>
+        <w:rPr>
+          <w:rFonts w:ascii="Roboto" w:hAnsi="Roboto" w:cs="Calibri"/>
+          <w:color w:val="000000"/>
+          <w:sz w:val="36"/>
+          <w:szCs w:val="36"/>
+        </w:rPr>
+        <w:drawing>
+          <wp:inline distT="0" distB="0" distL="0" distR="0" wp14:anchorId="4F384F4A" wp14:editId="30C79199">
+            <wp:extent cx="6188710" cy="3137535"/>
+            <wp:effectExtent l="0" t="0" r="2540" b="5715"/>
+            <wp:docPr id="29148846" name="Imagem 1"/>
+            <wp:cNvGraphicFramePr>
+              <a:graphicFrameLocks xmlns:a="http://schemas.openxmlformats.org/drawingml/2006/main" noChangeAspect="1"/>
+            </wp:cNvGraphicFramePr>
+            <a:graphic xmlns:a="http://schemas.openxmlformats.org/drawingml/2006/main">
+              <a:graphicData uri="http://schemas.openxmlformats.org/drawingml/2006/picture">
+                <pic:pic xmlns:pic="http://schemas.openxmlformats.org/drawingml/2006/picture">
+                  <pic:nvPicPr>
+                    <pic:cNvPr id="29148846" name=""/>
+                    <pic:cNvPicPr/>
+                  </pic:nvPicPr>
+                  <pic:blipFill>
+                    <a:blip r:embed="rId7"/>
+                    <a:stretch>
+                      <a:fillRect/>
+                    </a:stretch>
+                  </pic:blipFill>
+                  <pic:spPr>
+                    <a:xfrm>
+                      <a:off x="0" y="0"/>
+                      <a:ext cx="6188710" cy="3137535"/>
+                    </a:xfrm>
+                    <a:prstGeom prst="rect">
+                      <a:avLst/>
+                    </a:prstGeom>
+                  </pic:spPr>
+                </pic:pic>
+              </a:graphicData>
+            </a:graphic>
+          </wp:inline>
+        </w:drawing>
+      </w:r>
+    </w:p>
     <w:sectPr>
-      <w:headerReference w:type="default" r:id="rId7"/>
+      <w:headerReference w:type="default" r:id="rId8"/>
       <w:pgSz w:w="11906" w:h="16838"/>
       <w:pgMar w:top="1440" w:right="1080" w:bottom="1440" w:left="1080" w:header="708" w:footer="708" w:gutter="0"/>
       <w:cols w:space="708"/>
